--- a/交付成果/第三轮修订版/第三轮4周版/读书会22_四预流支_4周资料包（第三版修订）/Word版/第2周_亲近善士（二）与听闻正法_主持人版.docx
+++ b/交付成果/第三轮修订版/第三轮4周版/读书会22_四预流支_4周资料包（第三版修订）/Word版/第2周_亲近善士（二）与听闻正法_主持人版.docx
@@ -9743,6 +9743,81 @@
           <w:b w:val="0"/>
         </w:rPr>
         <w:t>&lt;!--EXT_READ--&gt;</w:t>
+      </w:r>
+    </w:p>
+    <w:p>
+      <w:r>
+        <w:rPr>
+          <w:b/>
+          <w:color w:val="1F3864"/>
+          <w:sz w:val="26"/>
+        </w:rPr>
+        <w:t>🖼 课件原图（源 PDF 渲染·供投屏）</w:t>
+      </w:r>
+    </w:p>
+    <w:p>
+      <w:pPr>
+        <w:ind w:left="170"/>
+        <w:pBdr>
+          <w:left w:val="single" w:sz="18" w:space="4" w:color="1F3864"/>
+        </w:pBdr>
+        <w:shd w:val="clear" w:fill="F2F5FA"/>
+      </w:pPr>
+      <w:r>
+        <w:rPr>
+          <w:b w:val="0"/>
+        </w:rPr>
+        <w:t>下列图片为正文标注「图形页／无法逐字提取／图版」处对应的</w:t>
+      </w:r>
+      <w:r>
+        <w:rPr>
+          <w:b/>
+        </w:rPr>
+        <w:t>源课件整页渲染</w:t>
+      </w:r>
+      <w:r>
+        <w:rPr>
+          <w:b w:val="0"/>
+        </w:rPr>
+        <w:t>（自知识库媒体导出后 pymupdf 渲染，最大宽约 1200px），供投屏或板书对照；每页标注源材料与页码。《共读原文》文字一字未改。</w:t>
+      </w:r>
+    </w:p>
+    <w:p>
+      <w:r>
+        <w:rPr>
+          <w:b/>
+        </w:rPr>
+        <w:t>拼版总图（整册缩略·目视定位用）</w:t>
+      </w:r>
+    </w:p>
+    <w:p>
+      <w:pPr>
+        <w:pStyle w:val="ListBullet"/>
+      </w:pPr>
+      <w:r>
+        <w:rPr>
+          <w:b w:val="0"/>
+        </w:rPr>
+        <w:t>（本周材料均为音声转写，无 PDF 课件／讲义，无拼版总图）</w:t>
+      </w:r>
+    </w:p>
+    <w:p>
+      <w:r>
+        <w:rPr>
+          <w:b/>
+        </w:rPr>
+        <w:t>图形页（目视定位所得）</w:t>
+      </w:r>
+    </w:p>
+    <w:p>
+      <w:pPr>
+        <w:pStyle w:val="ListBullet"/>
+      </w:pPr>
+      <w:r>
+        <w:rPr>
+          <w:b w:val="0"/>
+        </w:rPr>
+        <w:t>（本周材料均为音声转写，无 PDF 课件／讲义，无图形页）</w:t>
       </w:r>
     </w:p>
     <w:sectPr>

--- a/交付成果/第三轮修订版/第三轮4周版/读书会22_四预流支_4周资料包（第三版修订）/Word版/第2周_亲近善士（二）与听闻正法_主持人版.docx
+++ b/交付成果/第三轮修订版/第三轮4周版/读书会22_四预流支_4周资料包（第三版修订）/Word版/第2周_亲近善士（二）与听闻正法_主持人版.docx
@@ -1249,7 +1249,7 @@
         <w:rPr>
           <w:b w:val="0"/>
         </w:rPr>
-        <w:t>[00:01:00.485] 今天我们继续来学习啊，是旅游之啊。昨天啊，我们学习到。啊，择师的标准哈。啊如何制成寻求上市啊。然后。这个善知识的标准啊，约出老师的德行。啊，我们引用了。啊，清净道论啊。啊，清净道论引用的政治部啊，</w:t>
+        <w:t>[00:01:00.485] 今天我们继续来学习啊，四预流支啊。昨天啊，我们学习到。啊，择师的标准哈。啊如何至诚寻求上师啊。然后。这个善知识的标准啊，约出老师的德行。啊，我们引用了。啊，清净道论啊。啊，清净道论引用的增支部啊，</w:t>
       </w:r>
     </w:p>
     <w:p>
@@ -1634,7 +1634,7 @@
         <w:rPr>
           <w:b w:val="0"/>
         </w:rPr>
-        <w:t>[00:00:00.000] 进auto。南无达嘎瓦多，阿拉多三三。南无萨瓦多阿拉多，南无摩萨，南无多阿多。On the.毕竟，那位世尊阿拉汉正自觉者。啊，各位贤友晚上好。啊，我们今天继续来学习四与流之哈。嗯嗯。啊上一堂课呢，我们学习了。啊善知识的一些标准啊，就是善知识的十种啊。啊，特征哈，好的，善知识的四种特征，以及啊，怎么样来次第选择啊，</w:t>
+        <w:t>[00:00:00.000] 进auto。南无达嘎瓦多，阿拉多三三。南无萨瓦多阿拉多，南无摩萨，南无多阿多。On the.毕竟，那位世尊阿拉汉正自觉者。啊，各位贤友晚上好。啊，我们今天继续来学习四预流支哈。嗯嗯。啊上一堂课呢，我们学习了。啊善知识的一些标准啊，就是善知识的十种啊。啊，特征哈，好的，善知识的四种特征，以及啊，怎么样来次第选择啊，</w:t>
       </w:r>
     </w:p>
     <w:p>
@@ -1685,22 +1685,22 @@
         <w:rPr>
           <w:b w:val="0"/>
         </w:rPr>
-        <w:t>[00:01:45.760] 善知识呢。他是要真正的。承担起教法的责任啊，就是善知识，他是教法的承担者。那真正上市呢啊，这个我们讲呢，你从佛陀最好的上师就是佛陀。啊然后最低的你要是有常识的啊，精通三藏的啊这样的啊，或者了解跟禅修相关的这种教育的，但是有常识的这样的老师。那这样的老师呢，他就是在分团里了啊。那参团呢？我们讲就是僧宝。那对于。啊，整个世间的啊，佛陀讲人啊，天啊，饭啊，众生而言呢，啊，这个圣弟子僧团啊，他是。啊，法的实践者，啊也，法的传承者。啊，就是世间无上的福田，但是我们遵从礼敬的对象。</w:t>
-      </w:r>
-    </w:p>
-    <w:p>
-      <w:pPr>
-        <w:ind w:left="170"/>
-        <w:pBdr>
-          <w:left w:val="single" w:sz="18" w:space="4" w:color="1F3864"/>
-        </w:pBdr>
-        <w:shd w:val="clear" w:fill="F2F5FA"/>
-      </w:pPr>
-      <w:r>
-        <w:rPr>
-          <w:b w:val="0"/>
-        </w:rPr>
-        <w:t>[00:02:49.120] 啊，但是呢。善知识，它本本本身呢，它不是。教法本身啊。他是教法的承担者哦。那上市呢，他要致力于教理学习，我们叫巴利亚蒂哈，就是教理。还有止观禅修啊，巴蒂巴蒂啊，以及体证圣道圣果啊，巴利为大。</w:t>
+        <w:t>[00:01:45.760] 善知识呢。他是要真正的。承担起教法的责任啊，就是善知识，他是教法的承担者。那真正上师呢啊，这个我们讲呢，你从佛陀最好的上师就是佛陀。啊然后最低的你要是有常识的啊，精通三藏的啊这样的啊，或者了解跟禅修相关的这种教育的，但是有常识的这样的老师。那这样的老师呢，他就是在分团里了啊。那参团呢？我们讲就是僧宝。那对于。啊，整个世间的啊，佛陀讲人啊，天啊，饭啊，众生而言呢，啊，这个圣弟子僧团啊，他是。啊，法的实践者，啊也，法的传承者。啊，就是世间无上的福田，但是我们遵从礼敬的对象。</w:t>
+      </w:r>
+    </w:p>
+    <w:p>
+      <w:pPr>
+        <w:ind w:left="170"/>
+        <w:pBdr>
+          <w:left w:val="single" w:sz="18" w:space="4" w:color="1F3864"/>
+        </w:pBdr>
+        <w:shd w:val="clear" w:fill="F2F5FA"/>
+      </w:pPr>
+      <w:r>
+        <w:rPr>
+          <w:b w:val="0"/>
+        </w:rPr>
+        <w:t>[00:02:49.120] 啊，但是呢。善知识，它本本本身呢，它不是。教法本身啊。他是教法的承担者哦。那上师呢，他要致力于教理学习，我们叫巴利亚蒂哈，就是教理。还有止观禅修啊，巴蒂巴蒂啊，以及体证圣道圣果啊，巴利为大。</w:t>
       </w:r>
     </w:p>
     <w:p>
@@ -1730,7 +1730,7 @@
         <w:rPr>
           <w:b w:val="0"/>
         </w:rPr>
-        <w:t>[00:03:23.800] 那我们刚才讲的就是正法有三种对吧？啊这个校正法修正法和正正法。那么这三种叫法呢，从佛陀时代开始啊，一直到现在就从来还没有啊，没有削弱过，还一直延续到今天。那。精通经典的这种善知识啊，还是代代相传。那如果。我们过去的僧团善知识哈，只是为了自己的利益啊而去修法。而没有把传承啊传承下来。那么叫法很快就会消失。所以以前我们经常听到说，哎这些。这个搞解脱的人就是治疗汉哦。啊？那如果没有这些自了汉的圣者呢？这佛陀的正法就传承不到今天啊。就佛陀教法都靠这些治疗，汉传承到现在。啊。</w:t>
+        <w:t>[00:03:23.800] 那我们刚才讲的就是正法有三种对吧？啊这个校正法修正法和正正法。那么这三种叫法呢，从佛陀时代开始啊，一直到现在就从来还没有啊，没有削弱过，还一直延续到今天。那。精通经典的这种善知识啊，还是代代相传。那如果。我们过去的僧团善知识哈，只是为了自己的利益啊而去修法。而没有把传承啊传承下来。那么叫法很快就会消失。所以以前我们经常听到说，哎这些。这个搞解脱的人就是自了汉哦。啊？那如果没有这些自了汉的圣者呢？这佛陀的正法就传承不到今天啊。就佛陀教法都靠这些治疗，汉传承到现在。啊。</w:t>
       </w:r>
     </w:p>
     <w:p>
@@ -1775,7 +1775,7 @@
         <w:rPr>
           <w:b w:val="0"/>
         </w:rPr>
-        <w:t>[00:06:06.600] 那正是因为这个啊，传送这三种正法的善知识们啊。啊，我们讲上市真正的上士啊，精进不退啊，呕心沥血的这种啊，保存三种叫法的一代一代传承到现在，所以我们今天呢，</w:t>
+        <w:t>[00:06:06.600] 那正是因为这个啊，传送这三种正法的善知识们啊。啊，我们讲上师真正的上士啊，精进不退啊，呕心沥血的这种啊，保存三种叫法的一代一代传承到现在，所以我们今天呢，</w:t>
       </w:r>
     </w:p>
     <w:p>
@@ -1805,7 +1805,7 @@
         <w:rPr>
           <w:b w:val="0"/>
         </w:rPr>
-        <w:t>[00:06:34.840] 我们历代的这个善事啊，包括这个论师啊，注释师啊。弘法师啊，好啊，他都是我们应该特别恭敬敬重的对象，也都是我们心目中的善事。</w:t>
+        <w:t>[00:06:34.840] 我们历代的这个善士啊，包括这个论师啊，注释师啊。弘法师啊，好啊，他都是我们应该特别恭敬敬重的对象，也都是我们心目中的善士。</w:t>
       </w:r>
     </w:p>
     <w:p>
@@ -1850,22 +1850,22 @@
         <w:rPr>
           <w:b w:val="0"/>
         </w:rPr>
-        <w:t>[00:07:42.640] 所以佛陀在入巴涅盘啊，七天的时候呢，啊，这个这个玛哈嘎萨巴啊，尊者，我们过去翻译成叫大家舍或者大迦叶。他在赶往。啊，这个佛陀涅槃的地方的时候呢，就听到有一位比库啊，他说哎呀，那个大沙门终于走了，我们终于不用被他管了啊。但这个不适合的言论在佛陀刚刚灭度就出现了啊，所以嘎萨巴尊者觉得啊，应该尽快的集合佛陀的教法啊。这个意识教法能够长时间的存续啊，所以那么在佛陀灭度后四个月，</w:t>
-      </w:r>
-    </w:p>
-    <w:p>
-      <w:pPr>
-        <w:ind w:left="170"/>
-        <w:pBdr>
-          <w:left w:val="single" w:sz="18" w:space="4" w:color="1F3864"/>
-        </w:pBdr>
-        <w:shd w:val="clear" w:fill="F2F5FA"/>
-      </w:pPr>
-      <w:r>
-        <w:rPr>
-          <w:b w:val="0"/>
-        </w:rPr>
-        <w:t>[00:08:25.030] 玛哈嘎萨巴尊者呢，就亲自主持了第一次的三藏的结集。而后呢，大概在一百年左右呢，啊在东边的一些比库呢，不能够如法的啊这个这个持戒而接受了金钱等等的供养。</w:t>
+        <w:t>[00:07:42.640] 所以佛陀在入巴涅盘啊，七天的时候呢，啊，这个这个马哈咖沙巴啊，尊者，我们过去翻译成叫大家舍或者大迦叶。他在赶往。啊，这个佛陀涅槃的地方的时候呢，就听到有一位比库啊，他说哎呀，那个大沙门终于走了，我们终于不用被他管了啊。但这个不适合的言论在佛陀刚刚灭度就出现了啊，所以嘎萨巴尊者觉得啊，应该尽快的集合佛陀的教法啊。这个意识教法能够长时间的存续啊，所以那么在佛陀灭度后四个月，</w:t>
+      </w:r>
+    </w:p>
+    <w:p>
+      <w:pPr>
+        <w:ind w:left="170"/>
+        <w:pBdr>
+          <w:left w:val="single" w:sz="18" w:space="4" w:color="1F3864"/>
+        </w:pBdr>
+        <w:shd w:val="clear" w:fill="F2F5FA"/>
+      </w:pPr>
+      <w:r>
+        <w:rPr>
+          <w:b w:val="0"/>
+        </w:rPr>
+        <w:t>[00:08:25.030] 马哈咖沙巴尊者呢，就亲自主持了第一次的三藏的结集。而后呢，大概在一百年左右呢，啊在东边的一些比库呢，不能够如法的啊这个这个持戒而接受了金钱等等的供养。</w:t>
       </w:r>
     </w:p>
     <w:p>
@@ -2000,7 +2000,7 @@
         <w:rPr>
           <w:b w:val="0"/>
         </w:rPr>
-        <w:t>[00:13:36.830] 缅甸也进入了殖民时期哈，就被啊英国占领啊。那在这个阶段呢，缅甸的佛教也是受到了影响，但是呢，啊，没有中断啊。这个教育学习和直观禅修呢，啊，在缅甸依然能够传承助力。</w:t>
+        <w:t>[00:13:36.830] 缅甸也进入了殖民时期哈，就被啊英国占领啊。那在这个阶段呢，缅甸的佛教也是受到了影响，但是呢，啊，没有中断啊。这个教育学习和止观禅修呢，啊，在缅甸依然能够传承助力。</w:t>
       </w:r>
     </w:p>
     <w:p>
@@ -2023,7 +2023,7 @@
         <w:rPr>
           <w:b w:val="0"/>
         </w:rPr>
-        <w:t>〔照录段到此；其后转写（[00:14:16] 起「自从佛陀进入半涅槃开始……」等）本文件未收录，缺口如实注明。以上转写文字后附原标注：[generated, not original text]〕</w:t>
+        <w:t>〔照录段到此；其后转写（[00:14:16] 起「自从佛陀进入般涅槃开始……」等）本文件未收录，缺口如实注明。以上转写文字后附原标注：[generated, not original text]〕</w:t>
       </w:r>
     </w:p>
     <w:p>
@@ -2205,7 +2205,7 @@
         <w:rPr>
           <w:b w:val="0"/>
         </w:rPr>
-        <w:t>[00:01:59.740] 好，那我们回到言归正传哈，这个。昨天呢，我们。啊，学习到亲近善事。啊，亲近上师的心态啊。呃，其实这个。做课件不认真啊，或者漏掉一个内容啊，今天不讲了啊。就是。在。亲近善是这个心理建设之前呢。啊，它有个内容就是。作为亲近上师，我们就是弟子嘛，哈。啊，所以要去亲近上师的弟子？他要具备什么样的条件？那作为一个堪任弟子啊，就是在佛教里面说你你成为一个法器啊，这法器呢，就是佛陀的法呢，可以注入到。你的心相续里面啊，成为你心相续里面很重要的一个内容，乃至于呢，能够这个改变你的心相续的素质和质量。</w:t>
+        <w:t>[00:01:59.740] 好，那我们回到言归正传哈，这个。昨天呢，我们。啊，学习到亲近善士。啊，亲近上师的心态啊。呃，其实这个。做课件不认真啊，或者漏掉一个内容啊，今天不讲了啊。就是。在。亲近善是这个心理建设之前呢。啊，它有个内容就是。作为亲近上师，我们就是弟子嘛，哈。啊，所以要去亲近上师的弟子？他要具备什么样的条件？那作为一个堪任弟子啊，就是在佛教里面说你你成为一个法器啊，这法器呢，就是佛陀的法呢，可以注入到。你的心相续里面啊，成为你心相续里面很重要的一个内容，乃至于呢，能够这个改变你的心相续的素质和质量。</w:t>
       </w:r>
     </w:p>
     <w:p>
@@ -2740,7 +2740,7 @@
         <w:rPr>
           <w:b w:val="0"/>
         </w:rPr>
-        <w:t>[00:00:52.500] 我们今天继续来学习啊，四与流之。啊，亲近上市的部分的内容还没有说完啊。呃，上一堂课呢，我们学习到啊。啊新进上市呢，在心理建设的这个部分呢，啊，</w:t>
+        <w:t>[00:00:52.500] 我们今天继续来学习啊，四预流支。啊，亲近上师的部分的内容还没有说完啊。呃，上一堂课呢，我们学习到啊。啊亲近上师呢，在心理建设的这个部分呢，啊，</w:t>
       </w:r>
     </w:p>
     <w:p>
@@ -2770,7 +2770,7 @@
         <w:rPr>
           <w:b w:val="0"/>
         </w:rPr>
-        <w:t>[00:01:16.680] 啊，建立信心哈啊，建立信心是亲近上师的根本啊的基础啊。那我们学习到了，就是确定所修的信心，你到底是信什么？啊，首先呢，这个信心的建立在啊，从佛陀一直到现在啊，佛法跟三宝以及他这个啊，戒定慧三学啊，过去五蕴未来五蕴过去未来五蕴以及缘起啊，这八种事的性。以及基于这八种事的信，我们去寻找到这样相应的传承，以及在这个传承里面的相应的上市啊，这个是比较恰当的啊。那当然，人的一生呢，他会有很多的善事，好。啊，那么不同的上司啊，他可能给你的教导不一样，但是呢，我们都要对他们修起信心啊，那。</w:t>
+        <w:t>[00:01:16.680] 啊，建立信心哈啊，建立信心是亲近上师的根本啊的基础啊。那我们学习到了，就是确定所修的信心，你到底是信什么？啊，首先呢，这个信心的建立在啊，从佛陀一直到现在啊，佛法跟三宝以及他这个啊，戒定慧三学啊，过去五蕴未来五蕴过去未来五蕴以及缘起啊，这八种事的性。以及基于这八种事的信，我们去寻找到这样相应的传承，以及在这个传承里面的相应的上师啊，这个是比较恰当的啊。那当然，人的一生呢，他会有很多的善士，好。啊，那么不同的上司啊，他可能给你的教导不一样，但是呢，我们都要对他们修起信心啊，那。</w:t>
       </w:r>
     </w:p>
     <w:p>
@@ -2830,7 +2830,7 @@
         <w:rPr>
           <w:b w:val="0"/>
         </w:rPr>
-        <w:t>[00:03:54.120] 那么对这个传法者啊，我们就有一个，我们说这个是你的法身慧命的这个啊，母亲啊，或者父亲啊，这样的角度你就会升起来啊，你的法是从他那里传来的啊。所以那么如果我们知道这个上市呢，是我们的慧命之父啊，</w:t>
+        <w:t>[00:03:54.120] 那么对这个传法者啊，我们就有一个，我们说这个是你的法身慧命的这个啊，母亲啊，或者父亲啊，这样的角度你就会升起来啊，你的法是从他那里传来的啊。所以那么如果我们知道这个上师呢，是我们的慧命之父啊，</w:t>
       </w:r>
     </w:p>
     <w:p>
@@ -2860,7 +2860,7 @@
         <w:rPr>
           <w:b w:val="0"/>
         </w:rPr>
-        <w:t>[00:04:49.025] 这样的心呢。啊所以那么对于上市呢，我们要要有一个这样的习惯。就是要舍弃，就是去找他毛病的这样的心。</w:t>
+        <w:t>[00:04:49.025] 这样的心呢。啊所以那么对于上师呢，我们要要有一个这样的习惯。就是要舍弃，就是去找他毛病的这样的心。</w:t>
       </w:r>
     </w:p>
     <w:p>
@@ -2905,7 +2905,7 @@
         <w:rPr>
           <w:b w:val="0"/>
         </w:rPr>
-        <w:t>[00:06:00.400] 是怎样的要要明白，这是一种啊，这个不是说这个，这个我现在在这里做老师，这个是有传承的，就是我做老师，你们要对我怎么样？而是我们对于任何老师，你都要有先有这种心态，不然你就很难学法。他是这样的一个问题啊。对，所以那么我们对所有的善事呢，善知识呢，要舍弃这种就喜欢光过他的心啊，然后呢，就要习惯于就去看到他的功德。啊，那你就马上能学到他的东西，你就看他的过失，你的心卡就卡死了。你一看他的功德，哦，他有这一点功德，你就能学到。哦，其实是这个亲近善知识的心法，对，那第二个呢就是。</w:t>
+        <w:t>[00:06:00.400] 是怎样的要要明白，这是一种啊，这个不是说这个，这个我现在在这里做老师，这个是有传承的，就是我做老师，你们要对我怎么样？而是我们对于任何老师，你都要有先有这种心态，不然你就很难学法。他是这样的一个问题啊。对，所以那么我们对所有的善士呢，善知识呢，要舍弃这种就喜欢光过他的心啊，然后呢，就要习惯于就去看到他的功德。啊，那你就马上能学到他的东西，你就看他的过失，你的心卡就卡死了。你一看他的功德，哦，他有这一点功德，你就能学到。哦，其实是这个亲近善知识的心法，对，那第二个呢就是。</w:t>
       </w:r>
     </w:p>
     <w:p>
@@ -2950,7 +2950,7 @@
         <w:rPr>
           <w:b w:val="0"/>
         </w:rPr>
-        <w:t>[00:07:08.300] 那。这个上市呢，他是作为佛法的传承者，他来这个用我们过去话叫摄受啊摄受我们这些是我们这些是什么人呢。就过去诸佛啊，都没有把我们调化的这种顽劣众生，对吧？对，如果过去诸佛你被调化，你就不在这了。早走了对吧？</w:t>
+        <w:t>[00:07:08.300] 那。这个上师呢，他是作为佛法的传承者，他来这个用我们过去话叫摄受啊摄受我们这些是我们这些是什么人呢。就过去诸佛啊，都没有把我们调化的这种顽劣众生，对吧？对，如果过去诸佛你被调化，你就不在这了。早走了对吧？</w:t>
       </w:r>
     </w:p>
     <w:p>
@@ -3025,7 +3025,7 @@
         <w:rPr>
           <w:b w:val="0"/>
         </w:rPr>
-        <w:t>[00:09:01.670] 所以呢，我们心呢。如果总是习惯于去看上师的功德呢？你就很容易获得那个上司同样的成就。如果你去找这个上司的过失呢，你就被卡住啊。啊如果就是其实呢，善知识不管怎么说，他现在能够成为善知识，他多少就比你多学几年早学几年好多学一点啊再有一个过去的经验。那如果我们只是从这个善知识的这些获得处观察呢，那你就会不断的给自己设置障碍啊。但我们如果习惯于只是对善事呢去修他的看到他的功德，对这个功德的一个修信经呢，那一个呢，你很容易成就他的功德啊，你学到了嘛啊。</w:t>
+        <w:t>[00:09:01.670] 所以呢，我们心呢。如果总是习惯于去看上师的功德呢？你就很容易获得那个上司同样的成就。如果你去找这个上司的过失呢，你就被卡住啊。啊如果就是其实呢，善知识不管怎么说，他现在能够成为善知识，他多少就比你多学几年早学几年好多学一点啊再有一个过去的经验。那如果我们只是从这个善知识的这些获得处观察呢，那你就会不断的给自己设置障碍啊。但我们如果习惯于只是对善士呢去修他的看到他的功德，对这个功德的一个修信经呢，那一个呢，你很容易成就他的功德啊，你学到了嘛啊。</w:t>
       </w:r>
     </w:p>
     <w:p>
@@ -3392,7 +3392,7 @@
         <w:rPr>
           <w:b w:val="0"/>
         </w:rPr>
-        <w:t>[00:00:12.440] 大家请合掌，我们一起来礼敬佛陀。南无大巴，嘎瓦多，阿拉哈多三嘛三大萨。南无阿拉。南无拉嘎瓦托、阿拉托萨三。礼敬那位世尊，阿拉汉正自觉者。啊，各位仙友晚上好。嗯，今天呢，我们继续来学习好啊，四欲流之。</w:t>
+        <w:t>[00:00:12.440] 大家请合掌，我们一起来礼敬佛陀。南无大巴，嘎瓦多，阿拉哈多三嘛三大萨。南无阿拉。南无拉嘎瓦托、阿拉托萨三。礼敬那位世尊，阿拉汉正自觉者。啊，各位仙友晚上好。嗯，今天呢，我们继续来学习好啊，四预流支。</w:t>
       </w:r>
     </w:p>
     <w:p>
@@ -3557,7 +3557,7 @@
         <w:rPr>
           <w:b w:val="0"/>
         </w:rPr>
-        <w:t>[00:05:36.945] 大概已经有八个课程了啊来。讲这个亲近上市啊，</w:t>
+        <w:t>[00:05:36.945] 大概已经有八个课程了啊来。讲这个亲近上师啊，</w:t>
       </w:r>
     </w:p>
     <w:p>
@@ -3587,82 +3587,82 @@
         <w:rPr>
           <w:b w:val="0"/>
         </w:rPr>
-        <w:t>[00:05:51.240] 新近上市的部分啊。那。啊，亲近善事呢。啊，我们说第一阶段呢。啊，你要做亲近善事的心理建设啊，这个我们在前面已经讲过了，第二阶段呢，要建立信心。啊，要对上司建立信心，</w:t>
-      </w:r>
-    </w:p>
-    <w:p>
-      <w:pPr>
-        <w:ind w:left="170"/>
-        <w:pBdr>
-          <w:left w:val="single" w:sz="18" w:space="4" w:color="1F3864"/>
-        </w:pBdr>
-        <w:shd w:val="clear" w:fill="F2F5FA"/>
-      </w:pPr>
-      <w:r>
-        <w:rPr>
-          <w:b w:val="0"/>
-        </w:rPr>
-        <w:t>[00:06:24.135] 第三个阶段呢，要练上司的这种。啊恩德哈。啊。那这个对善知识在我们生命当中的重要性啊，在我们轮回中每一生当中的这个重要性，乃至于最后导向我们解脱的这个重要性，我们要有充分的认识。啊。A,这个。但是对于上市。啊，我们到底怎么抉择呢？啊，</w:t>
-      </w:r>
-    </w:p>
-    <w:p>
-      <w:pPr>
-        <w:ind w:left="170"/>
-        <w:pBdr>
-          <w:left w:val="single" w:sz="18" w:space="4" w:color="1F3864"/>
-        </w:pBdr>
-        <w:shd w:val="clear" w:fill="F2F5FA"/>
-      </w:pPr>
-      <w:r>
-        <w:rPr>
-          <w:b w:val="0"/>
-        </w:rPr>
-        <w:t>[00:06:56.400] 前面的课程都讲过了哈，啊十种啊上市的这种。啊，这个德相啊，或者他的这种啊表现，或者他的呃品德啊。嗯。好，那么。到底哪一些人有这样的品德呢？是要去？要去亲近，要去简择了。啊，</w:t>
-      </w:r>
-    </w:p>
-    <w:p>
-      <w:pPr>
-        <w:ind w:left="170"/>
-        <w:pBdr>
-          <w:left w:val="single" w:sz="18" w:space="4" w:color="1F3864"/>
-        </w:pBdr>
-        <w:shd w:val="clear" w:fill="F2F5FA"/>
-      </w:pPr>
-      <w:r>
-        <w:rPr>
-          <w:b w:val="0"/>
-        </w:rPr>
-        <w:t>[00:07:22.410] 那么还有一个方法呢，就是我们每天早课的时候，我们也来念啊啊一是功德业，愿不欲于人，愿会遇善事，直至正涅槃。所以要经常这样发愿呢，啊回向，然后每天所有的功德都要发愿回向啊，让我们都能够啊直遇啊，真正的适合你的上司啊。然后一直到正涅盘都能有这样的上司来指导你啊，可能不止一个或者几个啊，可能就是一个就是他每个人意愿不同了。啊，但是你总是你的生命中呢，</w:t>
-      </w:r>
-    </w:p>
-    <w:p>
-      <w:pPr>
-        <w:ind w:left="170"/>
-        <w:pBdr>
-          <w:left w:val="single" w:sz="18" w:space="4" w:color="1F3864"/>
-        </w:pBdr>
-        <w:shd w:val="clear" w:fill="F2F5FA"/>
-      </w:pPr>
-      <w:r>
-        <w:rPr>
-          <w:b w:val="0"/>
-        </w:rPr>
-        <w:t>[00:08:01.875] 要去寻找啊这个善事啊。我们以前讲过，就是说你普通的世间人呢，你要寻找生命中的贵人。啊，你需要有生命中的贵人，在你生命当中啊，遇到了很多困难的时候啊，这些贵人呢，能够助你一把。好。那但是你要修行呢，你就要寻找你生命中的善事啊，他可以指导你啊，就很重要。不然我们修行呢，就会有很多的。嗯，波折啊，乃至于要走很多的弯路啊。</w:t>
-      </w:r>
-    </w:p>
-    <w:p>
-      <w:pPr>
-        <w:ind w:left="170"/>
-        <w:pBdr>
-          <w:left w:val="single" w:sz="18" w:space="4" w:color="1F3864"/>
-        </w:pBdr>
-        <w:shd w:val="clear" w:fill="F2F5FA"/>
-      </w:pPr>
-      <w:r>
-        <w:rPr>
-          <w:b w:val="0"/>
-        </w:rPr>
-        <w:t>[00:08:38.120] 好，那么前面我们已经讲过了，是寻求上市以后。我们怎么建立我们的心态啊，怎么来建立我们的信心啊，怎么对师长呢能够能够升起恭敬啊，那今天呢，我们带来。</w:t>
+        <w:t>[00:05:51.240] 亲近上师的部分啊。那。啊，亲近善士呢。啊，我们说第一阶段呢。啊，你要做亲近善士的心理建设啊，这个我们在前面已经讲过了，第二阶段呢，要建立信心。啊，要对上司建立信心，</w:t>
+      </w:r>
+    </w:p>
+    <w:p>
+      <w:pPr>
+        <w:ind w:left="170"/>
+        <w:pBdr>
+          <w:left w:val="single" w:sz="18" w:space="4" w:color="1F3864"/>
+        </w:pBdr>
+        <w:shd w:val="clear" w:fill="F2F5FA"/>
+      </w:pPr>
+      <w:r>
+        <w:rPr>
+          <w:b w:val="0"/>
+        </w:rPr>
+        <w:t>[00:06:24.135] 第三个阶段呢，要练上司的这种。啊恩德哈。啊。那这个对善知识在我们生命当中的重要性啊，在我们轮回中每一生当中的这个重要性，乃至于最后导向我们解脱的这个重要性，我们要有充分的认识。啊。A,这个。但是对于上师。啊，我们到底怎么抉择呢？啊，</w:t>
+      </w:r>
+    </w:p>
+    <w:p>
+      <w:pPr>
+        <w:ind w:left="170"/>
+        <w:pBdr>
+          <w:left w:val="single" w:sz="18" w:space="4" w:color="1F3864"/>
+        </w:pBdr>
+        <w:shd w:val="clear" w:fill="F2F5FA"/>
+      </w:pPr>
+      <w:r>
+        <w:rPr>
+          <w:b w:val="0"/>
+        </w:rPr>
+        <w:t>[00:06:56.400] 前面的课程都讲过了哈，啊十种啊上师的这种。啊，这个德相啊，或者他的这种啊表现，或者他的呃品德啊。嗯。好，那么。到底哪一些人有这样的品德呢？是要去？要去亲近，要去简择了。啊，</w:t>
+      </w:r>
+    </w:p>
+    <w:p>
+      <w:pPr>
+        <w:ind w:left="170"/>
+        <w:pBdr>
+          <w:left w:val="single" w:sz="18" w:space="4" w:color="1F3864"/>
+        </w:pBdr>
+        <w:shd w:val="clear" w:fill="F2F5FA"/>
+      </w:pPr>
+      <w:r>
+        <w:rPr>
+          <w:b w:val="0"/>
+        </w:rPr>
+        <w:t>[00:07:22.410] 那么还有一个方法呢，就是我们每天早课的时候，我们也来念啊啊一是功德业，愿不欲于人，愿会遇善士，直至正涅槃。所以要经常这样发愿呢，啊回向，然后每天所有的功德都要发愿回向啊，让我们都能够啊直遇啊，真正的适合你的上司啊。然后一直到正涅盘都能有这样的上司来指导你啊，可能不止一个或者几个啊，可能就是一个就是他每个人意愿不同了。啊，但是你总是你的生命中呢，</w:t>
+      </w:r>
+    </w:p>
+    <w:p>
+      <w:pPr>
+        <w:ind w:left="170"/>
+        <w:pBdr>
+          <w:left w:val="single" w:sz="18" w:space="4" w:color="1F3864"/>
+        </w:pBdr>
+        <w:shd w:val="clear" w:fill="F2F5FA"/>
+      </w:pPr>
+      <w:r>
+        <w:rPr>
+          <w:b w:val="0"/>
+        </w:rPr>
+        <w:t>[00:08:01.875] 要去寻找啊这个善士啊。我们以前讲过，就是说你普通的世间人呢，你要寻找生命中的贵人。啊，你需要有生命中的贵人，在你生命当中啊，遇到了很多困难的时候啊，这些贵人呢，能够助你一把。好。那但是你要修行呢，你就要寻找你生命中的善士啊，他可以指导你啊，就很重要。不然我们修行呢，就会有很多的。嗯，波折啊，乃至于要走很多的弯路啊。</w:t>
+      </w:r>
+    </w:p>
+    <w:p>
+      <w:pPr>
+        <w:ind w:left="170"/>
+        <w:pBdr>
+          <w:left w:val="single" w:sz="18" w:space="4" w:color="1F3864"/>
+        </w:pBdr>
+        <w:shd w:val="clear" w:fill="F2F5FA"/>
+      </w:pPr>
+      <w:r>
+        <w:rPr>
+          <w:b w:val="0"/>
+        </w:rPr>
+        <w:t>[00:08:38.120] 好，那么前面我们已经讲过了，是寻求上师以后。我们怎么建立我们的心态啊，怎么来建立我们的信心啊，怎么对师长呢能够能够升起恭敬啊，那今天呢，我们带来。</w:t>
       </w:r>
     </w:p>
     <w:p>
@@ -3782,7 +3782,7 @@
         <w:rPr>
           <w:b w:val="0"/>
         </w:rPr>
-        <w:t>[00:12:53.300] 对，那么。啊，接下来呢，如果你进到那位上市的寺院呢？啊，应该呢这个。这个在途中啊啊这个准备好，我们讲要有些什么呢啊伴手礼啊，那伴手礼呢，佛陀时代是什么呢？齿木啊，就是刷牙用的，嗯，牙签对对，不需要有太多伴手礼了，齿木就可以那对。这个允许的哈，所以比扣一般常用允许的啊，带进去啊。那么到了以后呢，他不应该思维我休息片刻啊，休息片刻洗净脚并涂油以后再去老师跟前啊。</w:t>
+        <w:t>[00:12:53.300] 对，那么。啊，接下来呢，如果你进到那位上师的寺院呢？啊，应该呢这个。这个在途中啊啊这个准备好，我们讲要有些什么呢啊伴手礼啊，那伴手礼呢，佛陀时代是什么呢？齿木啊，就是刷牙用的，嗯，牙签对对，不需要有太多伴手礼了，齿木就可以那对。这个允许的哈，所以比扣一般常用允许的啊，带进去啊。那么到了以后呢，他不应该思维我休息片刻啊，休息片刻洗净脚并涂油以后再去老师跟前啊。</w:t>
       </w:r>
     </w:p>
     <w:p>
@@ -4725,7 +4725,7 @@
         <w:rPr>
           <w:b w:val="0"/>
         </w:rPr>
-        <w:t>[00:00:14.880] 好，大家请合掌，我们一起来礼敬佛陀。南无阿拉三。南无萨瓦多、阿拉哈多三。南无拉瓦多，阿拉多三三不。今那位世尊，阿拉汉正自觉者。啊，各位贤友晚上好。啊，今天呢，我们继续来学习。是预留之啊。啊亲近上市啊啊后面的部分。啊可能呢还会涉及到。</w:t>
+        <w:t>[00:00:14.880] 好，大家请合掌，我们一起来礼敬佛陀。南无阿拉三。南无萨瓦多、阿拉哈多三。南无拉瓦多，阿拉多三三不。今那位世尊，阿拉汉正自觉者。啊，各位贤友晚上好。啊，今天呢，我们继续来学习。是预留之啊。啊亲近上师啊啊后面的部分。啊可能呢还会涉及到。</w:t>
       </w:r>
     </w:p>
     <w:p>
@@ -4755,22 +4755,22 @@
         <w:rPr>
           <w:b w:val="0"/>
         </w:rPr>
-        <w:t>[00:02:18.120] 那前面呢，我们都讲到了老师的重要性啊。啊，上市的重要性啊啊，那么依靠上市呢，我们能够不仅能够获得啊人天的成就啊啊，更可以获得究竟的涅槃成就啊。所以佛陀和。</w:t>
-      </w:r>
-    </w:p>
-    <w:p>
-      <w:pPr>
-        <w:ind w:left="170"/>
-        <w:pBdr>
-          <w:left w:val="single" w:sz="18" w:space="4" w:color="1F3864"/>
-        </w:pBdr>
-        <w:shd w:val="clear" w:fill="F2F5FA"/>
-      </w:pPr>
-      <w:r>
-        <w:rPr>
-          <w:b w:val="0"/>
-        </w:rPr>
-        <w:t>[00:02:40.180] 历代的上士啊啊，对我们是恩重如山啊。对，那么应该呢，对老师有深深的。感恩和恭敬啊。啊也就是说呢。尊敬老师啊，你的戒师啊，你的教授师啊。啊，以及其他的同修啊。啊，上市啊，那是做为一个学生应该具备的素质之一啊。那不尊敬上司哈和其他的。同行善友的善事呢，我们就很难在教法中成长啊，提升啊。如果没有同行同行的这种支持啊。其实呢，保持出家身份都是很困难。对出家人来讲，保持出家身份很困难。对于在家人来讲呢，你的休息呢就不会有人在推动你，你就不会啊，有动力去学下去。</w:t>
+        <w:t>[00:02:18.120] 那前面呢，我们都讲到了老师的重要性啊。啊，上师的重要性啊啊，那么依靠上师呢，我们能够不仅能够获得啊人天的成就啊啊，更可以获得究竟的涅槃成就啊。所以佛陀和。</w:t>
+      </w:r>
+    </w:p>
+    <w:p>
+      <w:pPr>
+        <w:ind w:left="170"/>
+        <w:pBdr>
+          <w:left w:val="single" w:sz="18" w:space="4" w:color="1F3864"/>
+        </w:pBdr>
+        <w:shd w:val="clear" w:fill="F2F5FA"/>
+      </w:pPr>
+      <w:r>
+        <w:rPr>
+          <w:b w:val="0"/>
+        </w:rPr>
+        <w:t>[00:02:40.180] 历代的上士啊啊，对我们是恩重如山啊。对，那么应该呢，对老师有深深的。感恩和恭敬啊。啊也就是说呢。尊敬老师啊，你的戒师啊，你的教授师啊。啊，以及其他的同修啊。啊，上师啊，那是做为一个学生应该具备的素质之一啊。那不尊敬上司哈和其他的。同行善友的善士呢，我们就很难在教法中成长啊，提升啊。如果没有同行同行的这种支持啊。其实呢，保持出家身份都是很困难。对出家人来讲，保持出家身份很困难。对于在家人来讲呢，你的休息呢就不会有人在推动你，你就不会啊，有动力去学下去。</w:t>
       </w:r>
     </w:p>
     <w:p>
@@ -4875,7 +4875,7 @@
         <w:rPr>
           <w:b w:val="0"/>
         </w:rPr>
-        <w:t>[00:06:08.740] 啊，阿萨蒂长老呢，是沙利子尊者带进带入佛法大门的第一位老师。</w:t>
+        <w:t>[00:06:08.740] 啊，阿说示长老呢，是沙利子尊者带进带入佛法大门的第一位老师。</w:t>
       </w:r>
     </w:p>
     <w:p>
@@ -5085,7 +5085,7 @@
         <w:rPr>
           <w:b w:val="0"/>
         </w:rPr>
-        <w:t>[00:12:39.420] 啊，拥有这样的心呢，将会让我们在啊这个到朝向涅槃的这种修法的道上呢啊，得到很好的教导。然后，你的心呢，会很容易受教，很愿意去实践啊。这个从佛陀辗转啊，传到这个善事啊，教导给你的。这样的话，哦。所以这个呢，才是呢，</w:t>
+        <w:t>[00:12:39.420] 啊，拥有这样的心呢，将会让我们在啊这个到朝向涅槃的这种修法的道上呢啊，得到很好的教导。然后，你的心呢，会很容易受教，很愿意去实践啊。这个从佛陀辗转啊，传到这个善士啊，教导给你的。这样的话，哦。所以这个呢，才是呢，</w:t>
       </w:r>
     </w:p>
     <w:p>
@@ -5241,7 +5241,7 @@
         <w:rPr>
           <w:b w:val="0"/>
         </w:rPr>
-        <w:t>[00:48:50.260] 那政治部啊，在政治部里面呢，佛陀有讲说诸比库听闻佛法有五种利益，哪五种呢？第一个是闻所未闻。啊，就你没听过的啊，第二个呢，是厘清语文啊，就是你以前听过，但是通过这次再听呢，哎，你会发现理清了不少。啊，过去的疑惑，或者过去没有明白的内容啊。第三个呢，是度脱疑惑啊，曾经的疑惑呢，被你解决了啊，第四个呢，是政治见解。啊，第五个呢，是令心沉静啊，诸比哭，</w:t>
+        <w:t>[00:48:50.260] 那增支部啊，在增支部里面呢，佛陀有讲说诸比库听闻佛法有五种利益，哪五种呢？第一个是闻所未闻。啊，就你没听过的啊，第二个呢，是厘清语文啊，就是你以前听过，但是通过这次再听呢，哎，你会发现理清了不少。啊，过去的疑惑，或者过去没有明白的内容啊。第三个呢，是度脱疑惑啊，曾经的疑惑呢，被你解决了啊，第四个呢，是政治见解。啊，第五个呢，是令心沉静啊，诸比库，</w:t>
       </w:r>
     </w:p>
     <w:p>
@@ -5286,7 +5286,7 @@
         <w:rPr>
           <w:b w:val="0"/>
         </w:rPr>
-        <w:t>[00:50:45.090] 后来呢，他在街上托钵的时候啊，就遇到了这个阿萨蒂长老啊。他就看这个阿萨蒂长老呢，就是非常的庄严啊，非常的宁静啊，内心啊，他就升起了很强的信心，他就请求这个阿萨利长老给他讲法。啊，那这个阿凡提长老呢，就是给他一个偈诵啊，就是啊，我这个要请老师来讲对吧？啊。那么沙利的尊者在闻法的当下呢，就证得了初果？那三帝子尊者回去以后呢，将听到的法分享给他的好友马哈摩格拉那尊者啊，结果马哈摩格拉那尊者也同样尊得了出国，那这就是听闻佛法的好处和利益。都没有听闻呢，即使聪明如沙粒的尊者也没有办法进一步增长。</w:t>
+        <w:t>[00:50:45.090] 后来呢，他在街上托钵的时候啊，就遇到了这个阿说示长老啊。他就看这个阿说示长老呢，就是非常的庄严啊，非常的宁静啊，内心啊，他就升起了很强的信心，他就请求这个阿萨利长老给他讲法。啊，那这个阿凡提长老呢，就是给他一个偈诵啊，就是啊，我这个要请老师来讲对吧？啊。那么沙利的尊者在闻法的当下呢，就证得了初果？那三帝子尊者回去以后呢，将听到的法分享给他的好友马哈摩格拉那尊者啊，结果马哈摩格拉那尊者也同样尊得了出国，那这就是听闻佛法的好处和利益。都没有听闻呢，即使聪明如沙粒的尊者也没有办法进一步增长。</w:t>
       </w:r>
     </w:p>
     <w:p>
@@ -6005,7 +6005,7 @@
         <w:rPr>
           <w:b w:val="0"/>
         </w:rPr>
-        <w:t>[00:17:51.970] 佛陀更厉害，嗯。那什么导致，什么是导致苦灭之道圣谛呢？啊，道圣谛跟戒定慧是什么关系啊啊？我们大正道好，这个是基于逻辑思辨呢，还是对是一种究竟名色法的观呢？啊。什么是直观呢？什么是修止，什么是修观呢？对。那止观在道圣谛，它的作用是什么呢？然后又什么是三十七道品呢。对。那三十七道品是小乘的修法吗？大乘不要修三十七道品吗，对。所以那这些东西不厘清呢，我们就很难说。你，你到底是一个什么样的键？我们是一种混杂的一个就混在一起的键啊，我们需要说什么就拿一个什么键出来跟大家讨论啊。</w:t>
+        <w:t>[00:17:51.970] 佛陀更厉害，嗯。那什么导致，什么是导致苦灭之道圣谛呢？啊，道圣谛跟戒定慧是什么关系啊啊？我们大正道好，这个是基于逻辑思辨呢，还是对是一种究竟名色法的观呢？啊。什么是止观呢？什么是修止，什么是修观呢？对。那止观在道圣谛，它的作用是什么呢？然后又什么是三十七道品呢。对。那三十七道品是小乘的修法吗？大乘不要修三十七道品吗，对。所以那这些东西不厘清呢，我们就很难说。你，你到底是一个什么样的键？我们是一种混杂的一个就混在一起的键啊，我们需要说什么就拿一个什么键出来跟大家讨论啊。</w:t>
       </w:r>
     </w:p>
     <w:p>
@@ -6260,7 +6260,7 @@
         <w:rPr>
           <w:b w:val="0"/>
         </w:rPr>
-        <w:t>[00:27:54.800] 哈哈，理解啊，我们很多人说能不能等我一天啊哈，我还得跟家里人交代一下，这也算不错了，就想说涅盘了哦，我现在还没有想好啊，更多人是这样的对。啊所以啊，所以我们真正的对证件的树立呢，啊到底是一个什么状态呢，就要拿这个来比较看看啊。嗯。所以我们要亲近善事啊，听闻佛法来树立正见啊。</w:t>
+        <w:t>[00:27:54.800] 哈哈，理解啊，我们很多人说能不能等我一天啊哈，我还得跟家里人交代一下，这也算不错了，就想说涅盘了哦，我现在还没有想好啊，更多人是这样的对。啊所以啊，所以我们真正的对证件的树立呢，啊到底是一个什么状态呢，就要拿这个来比较看看啊。嗯。所以我们要亲近善士啊，听闻佛法来树立正见啊。</w:t>
       </w:r>
     </w:p>
     <w:p>
@@ -6350,7 +6350,7 @@
         <w:rPr>
           <w:b w:val="0"/>
         </w:rPr>
-        <w:t>[00:30:30.300] 那在译著里面还有另外一种解释，说厘清所听闻的那些法后呢，理解了来自其中的色法、非色法？当理解有缘的名字时，就透过消除我见的曲解而正直己见。仅通过见到法之源及原生的状态，而度脱了对过去、未来、现在三时的疑惑，之后透过生灭智而增长光，并进入圣者之地后，以对三宝的不坏境性来令心成就。啊，这个成静呢，是不坏性的沉静，就是你至少证得出果以后啊，你对啊。</w:t>
+        <w:t>[00:30:30.300] 那在译著里面还有另外一种解释，说厘清所听闻的那些法后呢，理解了来自其中的色法、非色法？当理解有缘的名字时，就透过消除我见的曲解而正直己见。仅通过见到法之源及原生的状态，而度脱了对过去、未来、现在三时的疑惑，之后透过生灭智而增长光，并进入圣者之地后，以对三宝的不坏境性来令心成就。啊，这个成静呢，是不坏性的沉静，就是你至少证得初果以后啊，你对啊。</w:t>
       </w:r>
     </w:p>
     <w:p>
@@ -6470,7 +6470,7 @@
         <w:rPr>
           <w:b w:val="0"/>
         </w:rPr>
-        <w:t>[00:34:38.090] 佛陀讲过两种无法啊，我们先来看这个，第一组无法。佛陀说，诸比窟具足无法者。即使听闻正法时，也不能于诸善法中入正性决定哪五种呢？亲是所说轻，是说者轻视自己散乱心。听闻佛法不专心，又不如理作意诸比哭具足此无法者，即使听闻正法时，也不能在善法中入正信决定。</w:t>
+        <w:t>[00:34:38.090] 佛陀讲过两种无法啊，我们先来看这个，第一组无法。佛陀说，诸比库具足无法者。即使听闻正法时，也不能于诸善法中入正性决定哪五种呢？亲是所说轻，是说者轻视自己散乱心。听闻佛法不专心，又不如理作意诸比库具足此无法者，即使听闻正法时，也不能在善法中入正信决定。</w:t>
       </w:r>
     </w:p>
     <w:p>
@@ -6515,7 +6515,7 @@
         <w:rPr>
           <w:b w:val="0"/>
         </w:rPr>
-        <w:t>[00:36:32.700] 那佛陀接着说呢？若诸比库具足无法者，听闻正法时，能够于诸善法中入入正性决定哪五种呢？不轻视所说，不轻视说者，不轻视自己，不散乱心听闻佛法，专心又如理作意，如比哭具足此无法者，听闻正法时，能够在善法中入正性决定。</w:t>
+        <w:t>[00:36:32.700] 那佛陀接着说呢？若诸比库具足无法者，听闻正法时，能够于诸善法中入入正性决定哪五种呢？不轻视所说，不轻视说者，不轻视自己，不散乱心听闻佛法，专心又如理作意，如比库具足此无法者，听闻正法时，能够在善法中入正性决定。</w:t>
       </w:r>
     </w:p>
     <w:p>
@@ -6575,7 +6575,7 @@
         <w:rPr>
           <w:b w:val="0"/>
         </w:rPr>
-        <w:t>[00:38:26.190] 然后呢。不散乱，嗯，我们说专心逐恶，嗯。听闻的时候就好好的听闻啊。那不但专心呢，你还能够如理作意。啊，这个如理作揖呢。</w:t>
+        <w:t>[00:38:26.190] 然后呢。不散乱，嗯，我们说专心逐恶，嗯。听闻的时候就好好的听闻啊。那不但专心呢，你还能够如理作意。啊，这个如理作意呢。</w:t>
       </w:r>
     </w:p>
     <w:p>
@@ -6650,22 +6650,22 @@
         <w:rPr>
           <w:b w:val="0"/>
         </w:rPr>
-        <w:t>[00:40:24.190] 我经常就会有人讲，哎，班你那句话是不是说错了？我要查一下哦，这说错了，对不起，对呀，会呀，啊，不用说我这么差的人，我们有有些人的大善知识，他也会说口误的时候啊。对啊，我们东大大小的有时候就讲说哦，但是那话没说对。啊，他在讲课的时候时不时也会出来这样啊，但是当然比我少很多啊，但是呢，他也会有。那你又听完以后说。什么三大尺寸啊，那就坏了。对，那么就是这个就是听法的如理作揖啊啊，你要这样来来来来考虑了啊。好，那么佛陀呢？又说了第二组的五法啊？</w:t>
-      </w:r>
-    </w:p>
-    <w:p>
-      <w:pPr>
-        <w:ind w:left="170"/>
-        <w:pBdr>
-          <w:left w:val="single" w:sz="18" w:space="4" w:color="1F3864"/>
-        </w:pBdr>
-        <w:shd w:val="clear" w:fill="F2F5FA"/>
-      </w:pPr>
-      <w:r>
-        <w:rPr>
-          <w:b w:val="0"/>
-        </w:rPr>
-        <w:t>[00:41:12.620] 说诸比哭，具足无法者，即使啊听闻佛法时啊，也不能够于诸善法中入正性。决定哪五种呢？</w:t>
+        <w:t>[00:40:24.190] 我经常就会有人讲，哎，班你那句话是不是说错了？我要查一下哦，这说错了，对不起，对呀，会呀，啊，不用说我这么差的人，我们有有些人的大善知识，他也会说口误的时候啊。对啊，我们东大大小的有时候就讲说哦，但是那话没说对。啊，他在讲课的时候时不时也会出来这样啊，但是当然比我少很多啊，但是呢，他也会有。那你又听完以后说。什么三大尺寸啊，那就坏了。对，那么就是这个就是听法的如理作意啊啊，你要这样来来来来考虑了啊。好，那么佛陀呢？又说了第二组的五法啊？</w:t>
+      </w:r>
+    </w:p>
+    <w:p>
+      <w:pPr>
+        <w:ind w:left="170"/>
+        <w:pBdr>
+          <w:left w:val="single" w:sz="18" w:space="4" w:color="1F3864"/>
+        </w:pBdr>
+        <w:shd w:val="clear" w:fill="F2F5FA"/>
+      </w:pPr>
+      <w:r>
+        <w:rPr>
+          <w:b w:val="0"/>
+        </w:rPr>
+        <w:t>[00:41:12.620] 说诸比库，具足无法者，即使啊听闻佛法时啊，也不能够于诸善法中入正性。决定哪五种呢？</w:t>
       </w:r>
     </w:p>
     <w:p>
@@ -6770,7 +6770,7 @@
         <w:rPr>
           <w:b w:val="0"/>
         </w:rPr>
-        <w:t>[00:45:13.230] 非聋哑者，不与未知认为已了之者诸比哭具足此无法者，听闻佛法时，能够于诸善法中入正性决定。</w:t>
+        <w:t>[00:45:13.230] 非聋哑者，不与未知认为已了之者诸比库具足此无法者，听闻佛法时，能够于诸善法中入正性决定。</w:t>
       </w:r>
     </w:p>
     <w:p>
@@ -6950,7 +6950,7 @@
         <w:rPr>
           <w:b w:val="0"/>
         </w:rPr>
-        <w:t>[00:52:04.420] 花啊，这个法呢，如由该花所生的蜜，闻法者如享用那蜜的蜂群。那对说法的善事呢？我们也应如此如佛一样来观待。如能够这样的观带呢，就能够得到像下面所说的这个闻法者的这种种种的利益啊。</w:t>
+        <w:t>[00:52:04.420] 花啊，这个法呢，如由该花所生的蜜，闻法者如享用那蜜的蜂群。那对说法的善士呢？我们也应如此如佛一样来观待。如能够这样的观带呢，就能够得到像下面所说的这个闻法者的这种种种的利益啊。</w:t>
       </w:r>
     </w:p>
     <w:p>
@@ -7145,37 +7145,37 @@
         <w:rPr>
           <w:b w:val="0"/>
         </w:rPr>
-        <w:t>[00:56:41.280] 啊，那么闻法还有什么礼仪呢？第一个是听法者呢，应提前脱鞋啊，聚集于法堂啊，聚集于法堂等待说法师不应迟到。而说法师到来时，由下座比库或沙马雷拉为说法师复设座布。摆放随身物品，但若说法师并非现场最上座的，比哭在说法前应礼敬，并征得最上座痛苦。最上座比库同意该说法，这是因为律藏中规定在僧团中未受邀者不得说法。若说者犯恶作我允许上座闭口说法，或他邀请他人说法啊，是在啊，这个律藏大平乌波萨叉这个篇章里面说到啊。</w:t>
-      </w:r>
-    </w:p>
-    <w:p>
-      <w:pPr>
-        <w:ind w:left="170"/>
-        <w:pBdr>
-          <w:left w:val="single" w:sz="18" w:space="4" w:color="1F3864"/>
-        </w:pBdr>
-        <w:shd w:val="clear" w:fill="F2F5FA"/>
-      </w:pPr>
-      <w:r>
-        <w:rPr>
-          <w:b w:val="0"/>
-        </w:rPr>
-        <w:t>[00:57:27.920] 那第四一个呢？说法时升座后呢？听众中的下座比哭，其他未达善者应顶礼说法时。律藏中说，五巴礼此五种人应受礼敬，哪五种呢？先达善者应受，后达善者礼敬。译注较年长的说法说者应受礼敬，老师应受礼敬，亲教师应受礼敬。在有诸天模范的世间中，有沙门、婆罗门国王和子民的人界，如来、阿拉汉正自觉者应受礼敬。胡巴黎此五种人应受礼敬。</w:t>
-      </w:r>
-    </w:p>
-    <w:p>
-      <w:pPr>
-        <w:ind w:left="170"/>
-        <w:pBdr>
-          <w:left w:val="single" w:sz="18" w:space="4" w:color="1F3864"/>
-        </w:pBdr>
-        <w:shd w:val="clear" w:fill="F2F5FA"/>
-      </w:pPr>
-      <w:r>
-        <w:rPr>
-          <w:b w:val="0"/>
-        </w:rPr>
-        <w:t>[00:58:05.880] 我把你。教下座的比库，在礼敬较年长的比库之足时，应现起五种类法而礼足哪五种呢？五八厘较下座的比库，在礼敬较年长的比库之足时，偏袒上衣于一肩做合掌，以两手掌触摸受礼者之双足，献起爱意和敬意而礼足。五、巴黎较下作的比库，在礼敬较年长的比库之足时，应现起这五种类法而礼足。五说法者正式说法期间，出于对法的恭敬，听众应合掌端身正坐，恭敬听闻，不应交头接耳，无病不应复头抱膝。六说法结束后，听众中的下座比哭为达善者，应再次顶礼说法者啊。</w:t>
+        <w:t>[00:56:41.280] 啊，那么闻法还有什么礼仪呢？第一个是听法者呢，应提前脱鞋啊，聚集于法堂啊，聚集于法堂等待说法师不应迟到。而说法师到来时，由下座比库或沙马雷拉为说法师复设座布。摆放随身物品，但若说法师并非现场最上座的，比库在说法前应礼敬，并征得最上座痛苦。最上座比库同意该说法，这是因为律藏中规定在僧团中未受邀者不得说法。若说者犯恶作我允许上座闭口说法，或他邀请他人说法啊，是在啊，这个律藏大平乌波萨叉这个篇章里面说到啊。</w:t>
+      </w:r>
+    </w:p>
+    <w:p>
+      <w:pPr>
+        <w:ind w:left="170"/>
+        <w:pBdr>
+          <w:left w:val="single" w:sz="18" w:space="4" w:color="1F3864"/>
+        </w:pBdr>
+        <w:shd w:val="clear" w:fill="F2F5FA"/>
+      </w:pPr>
+      <w:r>
+        <w:rPr>
+          <w:b w:val="0"/>
+        </w:rPr>
+        <w:t>[00:57:27.920] 那第四一个呢？说法时升座后呢？听众中的下座比库，其他未达善者应顶礼说法时。律藏中说，五巴礼此五种人应受礼敬，哪五种呢？先达善者应受，后达善者礼敬。译注较年长的说法说者应受礼敬，老师应受礼敬，亲教师应受礼敬。在有诸天模范的世间中，有沙门、婆罗门国王和子民的人界，如来、阿拉汉正自觉者应受礼敬。胡巴黎此五种人应受礼敬。</w:t>
+      </w:r>
+    </w:p>
+    <w:p>
+      <w:pPr>
+        <w:ind w:left="170"/>
+        <w:pBdr>
+          <w:left w:val="single" w:sz="18" w:space="4" w:color="1F3864"/>
+        </w:pBdr>
+        <w:shd w:val="clear" w:fill="F2F5FA"/>
+      </w:pPr>
+      <w:r>
+        <w:rPr>
+          <w:b w:val="0"/>
+        </w:rPr>
+        <w:t>[00:58:05.880] 我把你。教下座的比库，在礼敬较年长的比库之足时，应现起五种类法而礼足哪五种呢？五八厘较下座的比库，在礼敬较年长的比库之足时，偏袒上衣于一肩做合掌，以两手掌触摸受礼者之双足，献起爱意和敬意而礼足。五、巴黎较下作的比库，在礼敬较年长的比库之足时，应现起这五种类法而礼足。五说法者正式说法期间，出于对法的恭敬，听众应合掌端身正坐，恭敬听闻，不应交头接耳，无病不应复头抱膝。六说法结束后，听众中的下座比库为达善者，应再次顶礼说法者啊。</w:t>
       </w:r>
     </w:p>
     <w:p>
@@ -7378,7 +7378,7 @@
         <w:rPr>
           <w:b w:val="0"/>
         </w:rPr>
-        <w:t>[00:00:03.340] 好，请大家合掌，我们一起来礼敬佛陀。南无多三三。南无多三。那么的老外看了太多。三八三。立即乃为世尊谈判正自觉者。啊，各位尊者，各位法师，各位贤友，晚上吉祥。啊昨天呢啊我们。学习的。亲近上市啊，嗯，开头听啊，接下来呢是学习听闻正法。啊，佛陀说了。啊，听闻佛法有五种利益哦。哪五种呢？闻所未闻，厘清。语文。度脱疑惑，正直见解，令心沉静。那么根据。清净道论大自注呢解释啊。未闻呢，是指。啊，精华疏大。啊，印送啊，</w:t>
+        <w:t>[00:00:03.340] 好，请大家合掌，我们一起来礼敬佛陀。南无多三三。南无多三。那么的老外看了太多。三八三。立即乃为世尊谈判正自觉者。啊，各位尊者，各位法师，各位贤友，晚上吉祥。啊昨天呢啊我们。学习的。亲近上师啊，嗯，开头听啊，接下来呢是学习听闻正法。啊，佛陀说了。啊，听闻佛法有五种利益哦。哪五种呢？闻所未闻，厘清。语文。度脱疑惑，正直见解，令心沉静。那么根据。清净道论大自注呢解释啊。未闻呢，是指。啊，精华疏大。啊，印送啊，</w:t>
       </w:r>
     </w:p>
     <w:p>

--- a/交付成果/第三轮修订版/第三轮4周版/读书会22_四预流支_4周资料包（第三版修订）/Word版/第2周_亲近善士（二）与听闻正法_主持人版.docx
+++ b/交付成果/第三轮修订版/第三轮4周版/读书会22_四预流支_4周资料包（第三版修订）/Word版/第2周_亲近善士（二）与听闻正法_主持人版.docx
@@ -1820,7 +1820,7 @@
         <w:rPr>
           <w:b w:val="0"/>
         </w:rPr>
-        <w:t>[00:06:51.500] 那过去的已经过去了，那现在的人呢，啊，要成为上士或者说要寻找上事都要在这样的群体里面去找。</w:t>
+        <w:t>[00:06:51.500] 那过去的已经过去了，那现在的人呢，啊，要成为上士或者说要寻找善士都要在这样的群体里面去找。</w:t>
       </w:r>
     </w:p>
     <w:p>
@@ -2770,7 +2770,7 @@
         <w:rPr>
           <w:b w:val="0"/>
         </w:rPr>
-        <w:t>[00:01:16.680] 啊，建立信心哈啊，建立信心是亲近上师的根本啊的基础啊。那我们学习到了，就是确定所修的信心，你到底是信什么？啊，首先呢，这个信心的建立在啊，从佛陀一直到现在啊，佛法跟三宝以及他这个啊，戒定慧三学啊，过去五蕴未来五蕴过去未来五蕴以及缘起啊，这八种事的性。以及基于这八种事的信，我们去寻找到这样相应的传承，以及在这个传承里面的相应的上师啊，这个是比较恰当的啊。那当然，人的一生呢，他会有很多的善士，好。啊，那么不同的上司啊，他可能给你的教导不一样，但是呢，我们都要对他们修起信心啊，那。</w:t>
+        <w:t>[00:01:16.680] 啊，建立信心哈啊，建立信心是亲近上师的根本啊的基础啊。那我们学习到了，就是确定所修的信心，你到底是信什么？啊，首先呢，这个信心的建立在啊，从佛陀一直到现在啊，佛法跟三宝以及他这个啊，戒定慧三学啊，过去五蕴未来五蕴过去未来五蕴以及缘起啊，这八种事的性。以及基于这八种事的信，我们去寻找到这样相应的传承，以及在这个传承里面的相应的上师啊，这个是比较恰当的啊。那当然，人的一生呢，他会有很多的善士，好。啊，那么不同的上师啊，他可能给你的教导不一样，但是呢，我们都要对他们修起信心啊，那。</w:t>
       </w:r>
     </w:p>
     <w:p>
@@ -2800,7 +2800,7 @@
         <w:rPr>
           <w:b w:val="0"/>
         </w:rPr>
-        <w:t>[00:02:31.440] 啊，第一个呢，我们是要把这个上事啊，就现在你能遇到的上师呢，把它看作是佛法的传承者啊。那如果我们出家人呢，就有有戒师啊，又叫清教师。啊，也有这个伽马阿泽里就是把你就打散伽马的，然后呢，也有教授阿泽里哈就教你各种。啊，教理啊，或者是禅修啊，这方面的这个阿泽里哈，然后也有一直戒律的阿泽里。那比如说到云台，我们啊除了这些以外呢啊如果是一个想申请出家的人呢，他就要先去找三个老师。一个是教育的老师，一个是生活的老师，一个是禅修的老师。他自己去找，</w:t>
+        <w:t>[00:02:31.440] 啊，第一个呢，我们是要把这个善士啊，就现在你能遇到的上师呢，把它看作是佛法的传承者啊。那如果我们出家人呢，就有有戒师啊，又叫清教师。啊，也有这个伽马阿泽里就是把你就打散伽马的，然后呢，也有教授阿泽里哈就教你各种。啊，教理啊，或者是禅修啊，这方面的这个阿泽里哈，然后也有一直戒律的阿泽里。那比如说到云台，我们啊除了这些以外呢啊如果是一个想申请出家的人呢，他就要先去找三个老师。一个是教育的老师，一个是生活的老师，一个是禅修的老师。他自己去找，</w:t>
       </w:r>
     </w:p>
     <w:p>
@@ -3025,7 +3025,7 @@
         <w:rPr>
           <w:b w:val="0"/>
         </w:rPr>
-        <w:t>[00:09:01.670] 所以呢，我们心呢。如果总是习惯于去看上师的功德呢？你就很容易获得那个上司同样的成就。如果你去找这个上司的过失呢，你就被卡住啊。啊如果就是其实呢，善知识不管怎么说，他现在能够成为善知识，他多少就比你多学几年早学几年好多学一点啊再有一个过去的经验。那如果我们只是从这个善知识的这些获得处观察呢，那你就会不断的给自己设置障碍啊。但我们如果习惯于只是对善士呢去修他的看到他的功德，对这个功德的一个修信经呢，那一个呢，你很容易成就他的功德啊，你学到了嘛啊。</w:t>
+        <w:t>[00:09:01.670] 所以呢，我们心呢。如果总是习惯于去看上师的功德呢？你就很容易获得那个上师同样的成就。如果你去找这个上师的过失呢，你就被卡住啊。啊如果就是其实呢，善知识不管怎么说，他现在能够成为善知识，他多少就比你多学几年早学几年好多学一点啊再有一个过去的经验。那如果我们只是从这个善知识的这些获得处观察呢，那你就会不断的给自己设置障碍啊。但我们如果习惯于只是对善士呢去修他的看到他的功德，对这个功德的一个修信经呢，那一个呢，你很容易成就他的功德啊，你学到了嘛啊。</w:t>
       </w:r>
     </w:p>
     <w:p>
@@ -3587,22 +3587,22 @@
         <w:rPr>
           <w:b w:val="0"/>
         </w:rPr>
-        <w:t>[00:05:51.240] 亲近上师的部分啊。那。啊，亲近善士呢。啊，我们说第一阶段呢。啊，你要做亲近善士的心理建设啊，这个我们在前面已经讲过了，第二阶段呢，要建立信心。啊，要对上司建立信心，</w:t>
-      </w:r>
-    </w:p>
-    <w:p>
-      <w:pPr>
-        <w:ind w:left="170"/>
-        <w:pBdr>
-          <w:left w:val="single" w:sz="18" w:space="4" w:color="1F3864"/>
-        </w:pBdr>
-        <w:shd w:val="clear" w:fill="F2F5FA"/>
-      </w:pPr>
-      <w:r>
-        <w:rPr>
-          <w:b w:val="0"/>
-        </w:rPr>
-        <w:t>[00:06:24.135] 第三个阶段呢，要练上司的这种。啊恩德哈。啊。那这个对善知识在我们生命当中的重要性啊，在我们轮回中每一生当中的这个重要性，乃至于最后导向我们解脱的这个重要性，我们要有充分的认识。啊。A,这个。但是对于上师。啊，我们到底怎么抉择呢？啊，</w:t>
+        <w:t>[00:05:51.240] 亲近上师的部分啊。那。啊，亲近善士呢。啊，我们说第一阶段呢。啊，你要做亲近善士的心理建设啊，这个我们在前面已经讲过了，第二阶段呢，要建立信心。啊，要对上师建立信心，</w:t>
+      </w:r>
+    </w:p>
+    <w:p>
+      <w:pPr>
+        <w:ind w:left="170"/>
+        <w:pBdr>
+          <w:left w:val="single" w:sz="18" w:space="4" w:color="1F3864"/>
+        </w:pBdr>
+        <w:shd w:val="clear" w:fill="F2F5FA"/>
+      </w:pPr>
+      <w:r>
+        <w:rPr>
+          <w:b w:val="0"/>
+        </w:rPr>
+        <w:t>[00:06:24.135] 第三个阶段呢，要练上师的这种。啊恩德哈。啊。那这个对善知识在我们生命当中的重要性啊，在我们轮回中每一生当中的这个重要性，乃至于最后导向我们解脱的这个重要性，我们要有充分的认识。啊。A,这个。但是对于上师。啊，我们到底怎么抉择呢？啊，</w:t>
       </w:r>
     </w:p>
     <w:p>
@@ -3632,7 +3632,7 @@
         <w:rPr>
           <w:b w:val="0"/>
         </w:rPr>
-        <w:t>[00:07:22.410] 那么还有一个方法呢，就是我们每天早课的时候，我们也来念啊啊一是功德业，愿不欲于人，愿会遇善士，直至正涅槃。所以要经常这样发愿呢，啊回向，然后每天所有的功德都要发愿回向啊，让我们都能够啊直遇啊，真正的适合你的上司啊。然后一直到正涅盘都能有这样的上司来指导你啊，可能不止一个或者几个啊，可能就是一个就是他每个人意愿不同了。啊，但是你总是你的生命中呢，</w:t>
+        <w:t>[00:07:22.410] 那么还有一个方法呢，就是我们每天早课的时候，我们也来念啊啊一是功德业，愿不欲于人，愿会遇善士，直至正涅槃。所以要经常这样发愿呢，啊回向，然后每天所有的功德都要发愿回向啊，让我们都能够啊直遇啊，真正的适合你的上师啊。然后一直到正涅盘都能有这样的上师来指导你啊，可能不止一个或者几个啊，可能就是一个就是他每个人意愿不同了。啊，但是你总是你的生命中呢，</w:t>
       </w:r>
     </w:p>
     <w:p>
@@ -4770,7 +4770,7 @@
         <w:rPr>
           <w:b w:val="0"/>
         </w:rPr>
-        <w:t>[00:02:40.180] 历代的上士啊啊，对我们是恩重如山啊。对，那么应该呢，对老师有深深的。感恩和恭敬啊。啊也就是说呢。尊敬老师啊，你的戒师啊，你的教授师啊。啊，以及其他的同修啊。啊，上师啊，那是做为一个学生应该具备的素质之一啊。那不尊敬上司哈和其他的。同行善友的善士呢，我们就很难在教法中成长啊，提升啊。如果没有同行同行的这种支持啊。其实呢，保持出家身份都是很困难。对出家人来讲，保持出家身份很困难。对于在家人来讲呢，你的休息呢就不会有人在推动你，你就不会啊，有动力去学下去。</w:t>
+        <w:t>[00:02:40.180] 历代的上士啊啊，对我们是恩重如山啊。对，那么应该呢，对老师有深深的。感恩和恭敬啊。啊也就是说呢。尊敬老师啊，你的戒师啊，你的教授师啊。啊，以及其他的同修啊。啊，上师啊，那是做为一个学生应该具备的素质之一啊。那不尊敬上师哈和其他的。同行善友的善士呢，我们就很难在教法中成长啊，提升啊。如果没有同行同行的这种支持啊。其实呢，保持出家身份都是很困难。对出家人来讲，保持出家身份很困难。对于在家人来讲呢，你的休息呢就不会有人在推动你，你就不会啊，有动力去学下去。</w:t>
       </w:r>
     </w:p>
     <w:p>
@@ -4860,7 +4860,7 @@
         <w:rPr>
           <w:b w:val="0"/>
         </w:rPr>
-        <w:t>[00:05:48.680] 那沙利的尊者在佛陀的僧团里面呢，地位崇高，他仅次于佛陀。那如此精通佛法的萨利的尊者呢？他时刻照顾佛陀的所需啊，之后呢，他还要去侍奉这个阿萨帝长老？</w:t>
+        <w:t>[00:05:48.680] 那沙利的尊者在佛陀的僧团里面呢，地位崇高，他仅次于佛陀。那如此精通佛法的萨利的尊者呢？他时刻照顾佛陀的所需啊，之后呢，他还要去侍奉这个阿思基长老？</w:t>
       </w:r>
     </w:p>
     <w:p>
@@ -5241,7 +5241,7 @@
         <w:rPr>
           <w:b w:val="0"/>
         </w:rPr>
-        <w:t>[00:48:50.260] 那增支部啊，在增支部里面呢，佛陀有讲说诸比库听闻佛法有五种利益，哪五种呢？第一个是闻所未闻。啊，就你没听过的啊，第二个呢，是厘清语文啊，就是你以前听过，但是通过这次再听呢，哎，你会发现理清了不少。啊，过去的疑惑，或者过去没有明白的内容啊。第三个呢，是度脱疑惑啊，曾经的疑惑呢，被你解决了啊，第四个呢，是政治见解。啊，第五个呢，是令心沉静啊，诸比库，</w:t>
+        <w:t>[00:48:50.260] 那增支部啊，在增支部里面呢，佛陀有讲说诸比库听闻佛法有五种利益，哪五种呢？第一个是闻所未闻。啊，就你没听过的啊，第二个呢，是厘清语文啊，就是你以前听过，但是通过这次再听呢，哎，你会发现理清了不少。啊，过去的疑惑，或者过去没有明白的内容啊。第三个呢，是度脱疑惑啊，曾经的疑惑呢，被你解决了啊，第四个呢，是正直己见。啊，第五个呢，是令心沉静啊，诸比库，</w:t>
       </w:r>
     </w:p>
     <w:p>
@@ -5840,7 +5840,7 @@
         <w:rPr>
           <w:b w:val="0"/>
         </w:rPr>
-        <w:t>[00:12:26.440] 那么第四一个呢，就是政治见解。大粗超里面解释是通过正直的确立对业业果和三宝的正见来正直见解。啊，我们知道，有正见才能够引发正信。啊，同时呢，有正信才能够树立真正的正见。那么真正的正见是业果的正见，是四分地的证件。</w:t>
+        <w:t>[00:12:26.440] 那么第四一个呢，就是正直己见。大粗超里面解释是通过正直的确立对业业果和三宝的正见来正直见解。啊，我们知道，有正见才能够引发正信。啊，同时呢，有正信才能够树立真正的正见。那么真正的正见是业果的正见，是四分地的证件。</w:t>
       </w:r>
     </w:p>
     <w:p>
@@ -5975,7 +5975,7 @@
         <w:rPr>
           <w:b w:val="0"/>
         </w:rPr>
-        <w:t>[00:17:03.985] 最低级的是十二缘起，那那这个是不是正件呢？那你不听闻啊，你不亲近上司啊，你就会这个啊，我们这个这个人家说什么我们就听什么讲就听成这样呢啊，这个证件呢，就很难说了，对。</w:t>
+        <w:t>[00:17:03.985] 最低级的是十二缘起，那那这个是不是正件呢？那你不听闻啊，你不亲近上师啊，你就会这个啊，我们这个这个人家说什么我们就听什么讲就听成这样呢啊，这个证件呢，就很难说了，对。</w:t>
       </w:r>
     </w:p>
     <w:p>
@@ -6380,7 +6380,7 @@
         <w:rPr>
           <w:b w:val="0"/>
         </w:rPr>
-        <w:t>[00:31:39.360] 就当我们厘清了所有的听闻以后呢，啊，我们就知道古圣谛是什么。古圣谛是内在外在的明法色法五蕴好啊，那你在理解这个名法色法，这个刹那生灭的明法色法，它是怎么来的呢？啊，这些名色生起的因是什么呢？它是基于什么样的一种运作方式呢？啊，我们讲这是缘好十二缘起二十四元，好，那么当你能够明了这种苦，这这个苦集圣地的时候，导致苦的这个集圣地的时候呢，我们就能够透过。</w:t>
+        <w:t>[00:31:39.360] 就当我们厘清了所有的听闻以后呢，啊，我们就知道古圣谛是什么。古圣谛是内在外在的名法色法五蕴好啊，那你在理解这个名法色法，这个刹那生灭的名法色法，它是怎么来的呢？啊，这些名色生起的因是什么呢？它是基于什么样的一种运作方式呢？啊，我们讲这是缘好十二缘起二十四元，好，那么当你能够明了这种苦，这这个苦集圣地的时候，导致苦的这个集圣地的时候呢，我们就能够透过。</w:t>
       </w:r>
     </w:p>
     <w:p>
@@ -6410,7 +6410,7 @@
         <w:rPr>
           <w:b w:val="0"/>
         </w:rPr>
-        <w:t>[00:33:07.340] 所以我们讲说，正得这个原色受字的人呢，被称为叫小须陀环。啊，小须陀洹下一生必定不会堕恶趣，为什么呢？因为他这一生具足了正见。啊在七清净里面就叫做见清净啊。对啊。那因为透过见到法的缘，以及原生的状态。而度脱了对过去未来现在三时的疑惑啊。那么对这个缘起啊，就是。名色啊，它的生起以及它的因，然后你观察这些名色以及它生起因，它是生灭的好。然后，你增长你的观智啊，从生灭随观到外面随观，然后呢，到行舍，最后道致出去进入圣地啊，</w:t>
+        <w:t>[00:33:07.340] 所以我们讲说，正得这个原色受字的人呢，被称为叫小须陀洹。啊，小须陀洹下一生必定不会堕恶趣，为什么呢？因为他这一生具足了正见。啊在七清净里面就叫做见清净啊。对啊。那因为透过见到法的缘，以及原生的状态。而度脱了对过去未来现在三时的疑惑啊。那么对这个缘起啊，就是。名色啊，它的生起以及它的因，然后你观察这些名色以及它生起因，它是生灭的好。然后，你增长你的观智啊，从生灭随观到外面随观，然后呢，到行舍，最后道致出去进入圣地啊，</w:t>
       </w:r>
     </w:p>
     <w:p>

--- a/交付成果/第三轮修订版/第三轮4周版/读书会22_四预流支_4周资料包（第三版修订）/Word版/第2周_亲近善士（二）与听闻正法_主持人版.docx
+++ b/交付成果/第三轮修订版/第三轮4周版/读书会22_四预流支_4周资料包（第三版修订）/Word版/第2周_亲近善士（二）与听闻正法_主持人版.docx
@@ -1384,7 +1384,7 @@
         <w:rPr>
           <w:b w:val="0"/>
         </w:rPr>
-        <w:t>[00:06:38.850] 而且出来呢，他很清晰啊，就像以前我们说帕瓦西亚多。啊这个这个只要他没有生病生病的阶段。你到他面前去做抢救报告。你不敢打妄语，对你老老实实在那对你报告，然后呢，你一一有状态，他马上眼睛瞪你一下。对，就是一个内心很有信的人，他很清明，你的所有东西都在心里，在他的心里就映照出来，而不是他需要他听懂啊，就是你的那那点小东西在他心里都很清楚的映照出来。这一个具性的善知识的特征好。好，那么因戒而成，就为有情的可爱者，</w:t>
+        <w:t>[00:06:38.850] 而且出来呢，他很清晰啊，就像以前我们说帕奥西亚多。啊这个这个只要他没有生病生病的阶段。你到他面前去做禅修报告。你不敢打妄语，对你老老实实在那对你报告，然后呢，你一一有状态，他马上眼睛瞪你一下。对，就是一个内心很有信的人，他很清明，你的所有东西都在心里，在他的心里就映照出来，而不是他需要他听懂啊，就是你的那那点小东西在他心里都很清楚的映照出来。这一个具性的善知识的特征好。好，那么因戒而成，就为有情的可爱者，</w:t>
       </w:r>
     </w:p>
     <w:p>
@@ -1700,7 +1700,7 @@
         <w:rPr>
           <w:b w:val="0"/>
         </w:rPr>
-        <w:t>[00:02:49.120] 啊，但是呢。善知识，它本本本身呢，它不是。教法本身啊。他是教法的承担者哦。那上师呢，他要致力于教理学习，我们叫巴利亚蒂哈，就是教理。还有止观禅修啊，巴蒂巴蒂啊，以及体证圣道圣果啊，巴利为大。</w:t>
+        <w:t>[00:02:49.120] 啊，但是呢。善知识，它本本本身呢，它不是。教法本身啊。他是教法的承担者哦。那上师呢，他要致力于教理学习，我们叫巴利耶底（pariyatti），就是教理；还有止观禅修啊，巴帝巴帝（paṭipatti）啊，以及体证圣道圣果啊，巴帝维达（paṭivedha）。</w:t>
       </w:r>
     </w:p>
     <w:p>
@@ -7513,7 +7513,7 @@
         <w:rPr>
           <w:b w:val="0"/>
         </w:rPr>
-        <w:t>[00:05:11.500] 我们孔夫子都讲要学而时习之啊啊当然这个实习呢，就讲有的说解释为是经常复习，有人说要经常实践啊，但是你实践的时候也是一个复习的过程啊。啊，我自己呢都有这种体会啊。呃，这个做完PPT。啊你觉得诶这个就是做完PPT我也清楚了嘛，但是你把想讲的内容过一遍，你就发现很不一样。有时候佛陀的经文呢，你一遍一遍的读它，你会发现每一遍读的感觉都不同，理解都不同。好。所以千万不要小看说，诶这个我听过了，你真的听懂了吗？对。</w:t>
+        <w:t>[00:05:11.500] 我们孔夫子都讲要学而时习之啊，当然这个时习呢，就讲有的说解释为是经常复习，有人说要经常实践啊，但是你实践的时候也是一个复习的过程啊。啊，我自己呢都有这种体会啊。呃，这个做完PPT。啊你觉得诶这个就是做完PPT我也清楚了嘛，但是你把想讲的内容过一遍，你就发现很不一样。有时候佛陀的经文呢，你一遍一遍的读它，你会发现每一遍读的感觉都不同，理解都不同。好。所以千万不要小看说，诶这个我听过了，你真的听懂了吗？对。</w:t>
       </w:r>
     </w:p>
     <w:p>
